--- a/docs/operational/Maintenance-LEADS.docx
+++ b/docs/operational/Maintenance-LEADS.docx
@@ -48,7 +48,7 @@
           <w:sz w:val="20"/>
           <w:szCs w:val="20"/>
         </w:rPr>
-        <w:t xml:space="preserve">Document 10 of 10  ·  March 2026</w:t>
+        <w:t>Document 10 of 10  ·  March 2026 (Updated: 2026-03-24)</w:t>
       </w:r>
     </w:p>
     <w:p>
@@ -611,7 +611,7 @@
           <w:sz w:val="20"/>
           <w:szCs w:val="20"/>
         </w:rPr>
-        <w:t xml:space="preserve">Check Supabase join_requests table — forward new applications to LEADS team</w:t>
+        <w:t>Check Admin dashboard at /admin/dashboard — review new Applications and forward to LEADS team</w:t>
       </w:r>
     </w:p>
     <w:p>
@@ -804,43 +804,43 @@
           <w:sz w:val="20"/>
           <w:szCs w:val="20"/>
         </w:rPr>
-        <w:t xml:space="preserve">Review all event cards — archive past events, add upcoming ones to Supabase</w:t>
-      </w:r>
-    </w:p>
-    <w:p>
-      <w:pPr>
-        <w:pStyle w:val="ListParagraph"/>
-        <w:numPr>
-          <w:ilvl w:val="0"/>
-          <w:numId w:val="1"/>
-        </w:numPr>
-        <w:spacing w:after="40" w:before="40"/>
-      </w:pPr>
-      <w:r>
-        <w:rPr>
-          <w:color w:val="374151"/>
-          <w:sz w:val="20"/>
-          <w:szCs w:val="20"/>
-        </w:rPr>
-        <w:t xml:space="preserve">Update member count in Home hero social proof (check with LEADS head)</w:t>
-      </w:r>
-    </w:p>
-    <w:p>
-      <w:pPr>
-        <w:pStyle w:val="ListParagraph"/>
-        <w:numPr>
-          <w:ilvl w:val="0"/>
-          <w:numId w:val="1"/>
-        </w:numPr>
-        <w:spacing w:after="40" w:before="40"/>
-      </w:pPr>
-      <w:r>
-        <w:rPr>
-          <w:color w:val="374151"/>
-          <w:sz w:val="20"/>
-          <w:szCs w:val="20"/>
-        </w:rPr>
-        <w:t xml:space="preserve">Review testimonials — add new ones from recent programme participants</w:t>
+        <w:t>Review all event cards — update the events array in src/app/events/page.tsx to add/archive events (requires code access + Vercel deploy)</w:t>
+      </w:r>
+    </w:p>
+    <w:p>
+      <w:pPr>
+        <w:pStyle w:val="ListParagraph"/>
+        <w:numPr>
+          <w:ilvl w:val="0"/>
+          <w:numId w:val="1"/>
+        </w:numPr>
+        <w:spacing w:after="40" w:before="40"/>
+      </w:pPr>
+      <w:r>
+        <w:rPr>
+          <w:color w:val="374151"/>
+          <w:sz w:val="20"/>
+          <w:szCs w:val="20"/>
+        </w:rPr>
+        <w:t>Update stats in src/components/StatsSection.tsx (BLS Delegates, Core Programs, Global Partners, Student Community) with current figures</w:t>
+      </w:r>
+    </w:p>
+    <w:p>
+      <w:pPr>
+        <w:pStyle w:val="ListParagraph"/>
+        <w:numPr>
+          <w:ilvl w:val="0"/>
+          <w:numId w:val="1"/>
+        </w:numPr>
+        <w:spacing w:after="40" w:before="40"/>
+      </w:pPr>
+      <w:r>
+        <w:rPr>
+          <w:color w:val="374151"/>
+          <w:sz w:val="20"/>
+          <w:szCs w:val="20"/>
+        </w:rPr>
+        <w:t>Update testimonials in src/components/TestimonialCarousel.tsx with new quotes from programme participants</w:t>
       </w:r>
     </w:p>
     <w:p>
@@ -937,7 +937,7 @@
           <w:sz w:val="20"/>
           <w:szCs w:val="20"/>
         </w:rPr>
-        <w:t xml:space="preserve">Check Lighthouse score on Home, Events, BLS pages — flag if &lt; 85</w:t>
+        <w:t>Check Lighthouse score on Home, Events, /events/bharat-lead-summit pages — flag if &lt; 85</w:t>
       </w:r>
     </w:p>
     <w:p>
@@ -973,25 +973,25 @@
           <w:sz w:val="20"/>
           <w:szCs w:val="20"/>
         </w:rPr>
-        <w:t xml:space="preserve">Confirm Supabase storage: delete unused/duplicate images to manage quota</w:t>
-      </w:r>
-    </w:p>
-    <w:p>
-      <w:pPr>
-        <w:pStyle w:val="ListParagraph"/>
-        <w:numPr>
-          <w:ilvl w:val="0"/>
-          <w:numId w:val="1"/>
-        </w:numPr>
-        <w:spacing w:after="40" w:before="40"/>
-      </w:pPr>
-      <w:r>
-        <w:rPr>
-          <w:color w:val="374151"/>
-          <w:sz w:val="20"/>
-          <w:szCs w:val="20"/>
-        </w:rPr>
-        <w:t xml:space="preserve">Test all forms end-to-end: submit a test entry, confirm Resend fires</w:t>
+        <w:t>Review public/team-photos/ folder — ensure team photos are current and not corrupted</w:t>
+      </w:r>
+    </w:p>
+    <w:p>
+      <w:pPr>
+        <w:pStyle w:val="ListParagraph"/>
+        <w:numPr>
+          <w:ilvl w:val="0"/>
+          <w:numId w:val="1"/>
+        </w:numPr>
+        <w:spacing w:after="40" w:before="40"/>
+      </w:pPr>
+      <w:r>
+        <w:rPr>
+          <w:color w:val="374151"/>
+          <w:sz w:val="20"/>
+          <w:szCs w:val="20"/>
+        </w:rPr>
+        <w:t>Test all forms end-to-end: submit Join form and Contact form, confirm entry appears in Admin dashboard at /admin/dashboard</w:t>
       </w:r>
     </w:p>
     <w:p>
@@ -1147,7 +1147,7 @@
           <w:sz w:val="24"/>
           <w:szCs w:val="24"/>
         </w:rPr>
-        <w:t xml:space="preserve">Adding a New Event (No Code Required)</w:t>
+        <w:t>Adding a New Event (Requires Code Access)</w:t>
       </w:r>
     </w:p>
     <w:p>
@@ -1160,115 +1160,115 @@
           <w:sz w:val="20"/>
           <w:szCs w:val="20"/>
         </w:rPr>
-        <w:t xml:space="preserve">All events are managed via Supabase. No code deployment needed.</w:t>
-      </w:r>
-    </w:p>
-    <w:p>
-      <w:pPr>
-        <w:pStyle w:val="ListParagraph"/>
-        <w:numPr>
-          <w:ilvl w:val="0"/>
-          <w:numId w:val="1"/>
-        </w:numPr>
-        <w:spacing w:after="40" w:before="40"/>
-      </w:pPr>
-      <w:r>
-        <w:rPr>
-          <w:color w:val="374151"/>
-          <w:sz w:val="20"/>
-          <w:szCs w:val="20"/>
-        </w:rPr>
-        <w:t xml:space="preserve">1. Log into supabase.com → your LEADS project</w:t>
-      </w:r>
-    </w:p>
-    <w:p>
-      <w:pPr>
-        <w:pStyle w:val="ListParagraph"/>
-        <w:numPr>
-          <w:ilvl w:val="0"/>
-          <w:numId w:val="1"/>
-        </w:numPr>
-        <w:spacing w:after="40" w:before="40"/>
-      </w:pPr>
-      <w:r>
-        <w:rPr>
-          <w:color w:val="374151"/>
-          <w:sz w:val="20"/>
-          <w:szCs w:val="20"/>
-        </w:rPr>
-        <w:t xml:space="preserve">2. Open Table Editor → events table</w:t>
-      </w:r>
-    </w:p>
-    <w:p>
-      <w:pPr>
-        <w:pStyle w:val="ListParagraph"/>
-        <w:numPr>
-          <w:ilvl w:val="0"/>
-          <w:numId w:val="1"/>
-        </w:numPr>
-        <w:spacing w:after="40" w:before="40"/>
-      </w:pPr>
-      <w:r>
-        <w:rPr>
-          <w:color w:val="374151"/>
-          <w:sz w:val="20"/>
-          <w:szCs w:val="20"/>
-        </w:rPr>
-        <w:t xml:space="preserve">3. Click Insert Row</w:t>
-      </w:r>
-    </w:p>
-    <w:p>
-      <w:pPr>
-        <w:pStyle w:val="ListParagraph"/>
-        <w:numPr>
-          <w:ilvl w:val="0"/>
-          <w:numId w:val="1"/>
-        </w:numPr>
-        <w:spacing w:after="40" w:before="40"/>
-      </w:pPr>
-      <w:r>
-        <w:rPr>
-          <w:color w:val="374151"/>
-          <w:sz w:val="20"/>
-          <w:szCs w:val="20"/>
-        </w:rPr>
-        <w:t xml:space="preserve">4. Fill: title, slug (e.g. "public-speaking-workshop-may-2026"), category, description, date, image_url, is_upcoming: true</w:t>
-      </w:r>
-    </w:p>
-    <w:p>
-      <w:pPr>
-        <w:pStyle w:val="ListParagraph"/>
-        <w:numPr>
-          <w:ilvl w:val="0"/>
-          <w:numId w:val="1"/>
-        </w:numPr>
-        <w:spacing w:after="40" w:before="40"/>
-      </w:pPr>
-      <w:r>
-        <w:rPr>
-          <w:color w:val="374151"/>
-          <w:sz w:val="20"/>
-          <w:szCs w:val="20"/>
-        </w:rPr>
-        <w:t xml:space="preserve">5. Upload event photo to Storage → events bucket, copy public URL to image_url</w:t>
-      </w:r>
-    </w:p>
-    <w:p>
-      <w:pPr>
-        <w:pStyle w:val="ListParagraph"/>
-        <w:numPr>
-          <w:ilvl w:val="0"/>
-          <w:numId w:val="1"/>
-        </w:numPr>
-        <w:spacing w:after="40" w:before="40"/>
-      </w:pPr>
-      <w:r>
-        <w:rPr>
-          <w:color w:val="374151"/>
-          <w:sz w:val="20"/>
-          <w:szCs w:val="20"/>
-        </w:rPr>
-        <w:t xml:space="preserve">6. Save. Event appears on website within minutes (Next.js revalidates every 60s)</w:t>
+        <w:t>Events are hardcoded in src/app/events/page.tsx. Requires code change and Vercel deploy.</w:t>
+      </w:r>
+    </w:p>
+    <w:p>
+      <w:pPr>
+        <w:pStyle w:val="ListParagraph"/>
+        <w:numPr>
+          <w:ilvl w:val="0"/>
+          <w:numId w:val="1"/>
+        </w:numPr>
+        <w:spacing w:after="40" w:before="40"/>
+      </w:pPr>
+      <w:r>
+        <w:rPr>
+          <w:color w:val="374151"/>
+          <w:sz w:val="20"/>
+          <w:szCs w:val="20"/>
+        </w:rPr>
+        <w:t>1. Open src/app/events/page.tsx in your code editor</w:t>
+      </w:r>
+    </w:p>
+    <w:p>
+      <w:pPr>
+        <w:pStyle w:val="ListParagraph"/>
+        <w:numPr>
+          <w:ilvl w:val="0"/>
+          <w:numId w:val="1"/>
+        </w:numPr>
+        <w:spacing w:after="40" w:before="40"/>
+      </w:pPr>
+      <w:r>
+        <w:rPr>
+          <w:color w:val="374151"/>
+          <w:sz w:val="20"/>
+          <w:szCs w:val="20"/>
+        </w:rPr>
+        <w:t>2. Find the events array near the top of the file</w:t>
+      </w:r>
+    </w:p>
+    <w:p>
+      <w:pPr>
+        <w:pStyle w:val="ListParagraph"/>
+        <w:numPr>
+          <w:ilvl w:val="0"/>
+          <w:numId w:val="1"/>
+        </w:numPr>
+        <w:spacing w:after="40" w:before="40"/>
+      </w:pPr>
+      <w:r>
+        <w:rPr>
+          <w:color w:val="374151"/>
+          <w:sz w:val="20"/>
+          <w:szCs w:val="20"/>
+        </w:rPr>
+        <w:t>3. Add a new event object to the array following the existing format</w:t>
+      </w:r>
+    </w:p>
+    <w:p>
+      <w:pPr>
+        <w:pStyle w:val="ListParagraph"/>
+        <w:numPr>
+          <w:ilvl w:val="0"/>
+          <w:numId w:val="1"/>
+        </w:numPr>
+        <w:spacing w:after="40" w:before="40"/>
+      </w:pPr>
+      <w:r>
+        <w:rPr>
+          <w:color w:val="374151"/>
+          <w:sz w:val="20"/>
+          <w:szCs w:val="20"/>
+        </w:rPr>
+        <w:t>4. Fill: title, date, category, desc, gradient, link, featured (optional)</w:t>
+      </w:r>
+    </w:p>
+    <w:p>
+      <w:pPr>
+        <w:pStyle w:val="ListParagraph"/>
+        <w:numPr>
+          <w:ilvl w:val="0"/>
+          <w:numId w:val="1"/>
+        </w:numPr>
+        <w:spacing w:after="40" w:before="40"/>
+      </w:pPr>
+      <w:r>
+        <w:rPr>
+          <w:color w:val="374151"/>
+          <w:sz w:val="20"/>
+          <w:szCs w:val="20"/>
+        </w:rPr>
+        <w:t>5. Push to GitHub — Vercel auto-deploys (approx. 2 minutes)</w:t>
+      </w:r>
+    </w:p>
+    <w:p>
+      <w:pPr>
+        <w:pStyle w:val="ListParagraph"/>
+        <w:numPr>
+          <w:ilvl w:val="0"/>
+          <w:numId w:val="1"/>
+        </w:numPr>
+        <w:spacing w:after="40" w:before="40"/>
+      </w:pPr>
+      <w:r>
+        <w:rPr>
+          <w:color w:val="374151"/>
+          <w:sz w:val="20"/>
+          <w:szCs w:val="20"/>
+        </w:rPr>
+        <w:t>6. Event appears on website after deploy completes</w:t>
       </w:r>
     </w:p>
     <w:p>
@@ -1293,61 +1293,61 @@
           <w:sz w:val="24"/>
           <w:szCs w:val="24"/>
         </w:rPr>
-        <w:t xml:space="preserve">Adding a Testimonial</w:t>
-      </w:r>
-    </w:p>
-    <w:p>
-      <w:pPr>
-        <w:pStyle w:val="ListParagraph"/>
-        <w:numPr>
-          <w:ilvl w:val="0"/>
-          <w:numId w:val="1"/>
-        </w:numPr>
-        <w:spacing w:after="40" w:before="40"/>
-      </w:pPr>
-      <w:r>
-        <w:rPr>
-          <w:color w:val="374151"/>
-          <w:sz w:val="20"/>
-          <w:szCs w:val="20"/>
-        </w:rPr>
-        <w:t xml:space="preserve">1. Log into Supabase → testimonials table</w:t>
-      </w:r>
-    </w:p>
-    <w:p>
-      <w:pPr>
-        <w:pStyle w:val="ListParagraph"/>
-        <w:numPr>
-          <w:ilvl w:val="0"/>
-          <w:numId w:val="1"/>
-        </w:numPr>
-        <w:spacing w:after="40" w:before="40"/>
-      </w:pPr>
-      <w:r>
-        <w:rPr>
-          <w:color w:val="374151"/>
-          <w:sz w:val="20"/>
-          <w:szCs w:val="20"/>
-        </w:rPr>
-        <w:t xml:space="preserve">2. Insert Row: name, role, quote, rating, avatar_initials, page ("bls" or "about"), is_published: true</w:t>
-      </w:r>
-    </w:p>
-    <w:p>
-      <w:pPr>
-        <w:pStyle w:val="ListParagraph"/>
-        <w:numPr>
-          <w:ilvl w:val="0"/>
-          <w:numId w:val="1"/>
-        </w:numPr>
-        <w:spacing w:after="40" w:before="40"/>
-      </w:pPr>
-      <w:r>
-        <w:rPr>
-          <w:color w:val="374151"/>
-          <w:sz w:val="20"/>
-          <w:szCs w:val="20"/>
-        </w:rPr>
-        <w:t xml:space="preserve">3. Save. Carousel updates on next page load.</w:t>
+        <w:t>Adding a Testimonial (Requires Code Access)</w:t>
+      </w:r>
+    </w:p>
+    <w:p>
+      <w:pPr>
+        <w:pStyle w:val="ListParagraph"/>
+        <w:numPr>
+          <w:ilvl w:val="0"/>
+          <w:numId w:val="1"/>
+        </w:numPr>
+        <w:spacing w:after="40" w:before="40"/>
+      </w:pPr>
+      <w:r>
+        <w:rPr>
+          <w:color w:val="374151"/>
+          <w:sz w:val="20"/>
+          <w:szCs w:val="20"/>
+        </w:rPr>
+        <w:t>1. Open src/components/TestimonialCarousel.tsx</w:t>
+      </w:r>
+    </w:p>
+    <w:p>
+      <w:pPr>
+        <w:pStyle w:val="ListParagraph"/>
+        <w:numPr>
+          <w:ilvl w:val="0"/>
+          <w:numId w:val="1"/>
+        </w:numPr>
+        <w:spacing w:after="40" w:before="40"/>
+      </w:pPr>
+      <w:r>
+        <w:rPr>
+          <w:color w:val="374151"/>
+          <w:sz w:val="20"/>
+          <w:szCs w:val="20"/>
+        </w:rPr>
+        <w:t>2. Add a new object to the testimonials array with: name, role, quote, initials</w:t>
+      </w:r>
+    </w:p>
+    <w:p>
+      <w:pPr>
+        <w:pStyle w:val="ListParagraph"/>
+        <w:numPr>
+          <w:ilvl w:val="0"/>
+          <w:numId w:val="1"/>
+        </w:numPr>
+        <w:spacing w:after="40" w:before="40"/>
+      </w:pPr>
+      <w:r>
+        <w:rPr>
+          <w:color w:val="374151"/>
+          <w:sz w:val="20"/>
+          <w:szCs w:val="20"/>
+        </w:rPr>
+        <w:t>3. Push to GitHub → Vercel deploys. Carousel updates on next page load.</w:t>
       </w:r>
     </w:p>
     <w:p>
@@ -1390,7 +1390,7 @@
           <w:sz w:val="20"/>
           <w:szCs w:val="20"/>
         </w:rPr>
-        <w:t xml:space="preserve">1. Open the relevant file: app/about/page.tsx, app/bls/page.tsx, etc.</w:t>
+        <w:t>1. Open the relevant file: src/app/about/page.tsx, src/app/events/bharat-lead-summit/page.tsx, etc.</w:t>
       </w:r>
     </w:p>
     <w:p>
@@ -1486,7 +1486,7 @@
           <w:sz w:val="20"/>
           <w:szCs w:val="20"/>
         </w:rPr>
-        <w:t xml:space="preserve">BLS page content is in app/bls/page.tsx</w:t>
+        <w:t>BLS page content is in src/app/events/bharat-lead-summit/page.tsx</w:t>
       </w:r>
     </w:p>
     <w:p>
@@ -1522,7 +1522,7 @@
           <w:sz w:val="20"/>
           <w:szCs w:val="20"/>
         </w:rPr>
-        <w:t xml:space="preserve">BLS gallery: add new photos to Supabase events table with category: "bls"</w:t>
+        <w:t>BLS content: edit inline in the bharat-lead-summit/page.tsx component</w:t>
       </w:r>
     </w:p>
     <w:p>
@@ -2183,25 +2183,25 @@
           <w:sz w:val="20"/>
           <w:szCs w:val="20"/>
         </w:rPr>
-        <w:t xml:space="preserve">Database: Supabase Pro includes daily automated backups (7-day retention)</w:t>
-      </w:r>
-    </w:p>
-    <w:p>
-      <w:pPr>
-        <w:pStyle w:val="ListParagraph"/>
-        <w:numPr>
-          <w:ilvl w:val="0"/>
-          <w:numId w:val="1"/>
-        </w:numPr>
-        <w:spacing w:after="40" w:before="40"/>
-      </w:pPr>
-      <w:r>
-        <w:rPr>
-          <w:color w:val="374151"/>
-          <w:sz w:val="20"/>
-          <w:szCs w:val="20"/>
-        </w:rPr>
-        <w:t xml:space="preserve">Images: Supabase Storage is replicated — not easily lost</w:t>
+        <w:t>Database: SQLite file (dev.db) is stored in the project root. Back up this file periodically or migrate to a managed database for production.</w:t>
+      </w:r>
+    </w:p>
+    <w:p>
+      <w:pPr>
+        <w:pStyle w:val="ListParagraph"/>
+        <w:numPr>
+          <w:ilvl w:val="0"/>
+          <w:numId w:val="1"/>
+        </w:numPr>
+        <w:spacing w:after="40" w:before="40"/>
+      </w:pPr>
+      <w:r>
+        <w:rPr>
+          <w:color w:val="374151"/>
+          <w:sz w:val="20"/>
+          <w:szCs w:val="20"/>
+        </w:rPr>
+        <w:t>Images: stored in public/team-photos/ — backed up via GitHub</w:t>
       </w:r>
     </w:p>
     <w:p>
@@ -2359,25 +2359,25 @@
           <w:sz w:val="20"/>
           <w:szCs w:val="20"/>
         </w:rPr>
-        <w:t xml:space="preserve">Supabase Pro: Database → Backups → Point-in-time recovery</w:t>
-      </w:r>
-    </w:p>
-    <w:p>
-      <w:pPr>
-        <w:pStyle w:val="ListParagraph"/>
-        <w:numPr>
-          <w:ilvl w:val="0"/>
-          <w:numId w:val="1"/>
-        </w:numPr>
-        <w:spacing w:after="40" w:before="40"/>
-      </w:pPr>
-      <w:r>
-        <w:rPr>
-          <w:color w:val="374151"/>
-          <w:sz w:val="20"/>
-          <w:szCs w:val="20"/>
-        </w:rPr>
-        <w:t xml:space="preserve">Or: restore from daily snapshot if row was deleted that day</w:t>
+        <w:t>SQLite: restore from last known good backup of dev.db file</w:t>
+      </w:r>
+    </w:p>
+    <w:p>
+      <w:pPr>
+        <w:pStyle w:val="ListParagraph"/>
+        <w:numPr>
+          <w:ilvl w:val="0"/>
+          <w:numId w:val="1"/>
+        </w:numPr>
+        <w:spacing w:after="40" w:before="40"/>
+      </w:pPr>
+      <w:r>
+        <w:rPr>
+          <w:color w:val="374151"/>
+          <w:sz w:val="20"/>
+          <w:szCs w:val="20"/>
+        </w:rPr>
+        <w:t>For production, consider migrating to Turso (libsql cloud) for managed backups</w:t>
       </w:r>
     </w:p>
     <w:p>
@@ -2503,25 +2503,25 @@
           <w:sz w:val="20"/>
           <w:szCs w:val="20"/>
         </w:rPr>
-        <w:t xml:space="preserve">[ ] New team members added to Supabase project</w:t>
-      </w:r>
-    </w:p>
-    <w:p>
-      <w:pPr>
-        <w:pStyle w:val="ListParagraph"/>
-        <w:numPr>
-          <w:ilvl w:val="0"/>
-          <w:numId w:val="1"/>
-        </w:numPr>
-        <w:spacing w:after="40" w:before="40"/>
-      </w:pPr>
-      <w:r>
-        <w:rPr>
-          <w:color w:val="374151"/>
-          <w:sz w:val="20"/>
-          <w:szCs w:val="20"/>
-        </w:rPr>
-        <w:t xml:space="preserve">[ ] Resend domain: new team email address added as notification recipient</w:t>
+        <w:t>[ ] New team members given access to Admin dashboard credentials (update admin/page.tsx or move to env-based auth)</w:t>
+      </w:r>
+    </w:p>
+    <w:p>
+      <w:pPr>
+        <w:pStyle w:val="ListParagraph"/>
+        <w:numPr>
+          <w:ilvl w:val="0"/>
+          <w:numId w:val="1"/>
+        </w:numPr>
+        <w:spacing w:after="40" w:before="40"/>
+      </w:pPr>
+      <w:r>
+        <w:rPr>
+          <w:color w:val="374151"/>
+          <w:sz w:val="20"/>
+          <w:szCs w:val="20"/>
+        </w:rPr>
+        <w:t>[ ] Resend (if configured): update notification email address for form submissions</w:t>
       </w:r>
     </w:p>
     <w:p>
@@ -2629,7 +2629,7 @@
           <w:sz w:val="20"/>
           <w:szCs w:val="20"/>
         </w:rPr>
-        <w:t xml:space="preserve">[ ] 1-hour handover meeting: walkthrough of Supabase, Vercel, GitHub workflow</w:t>
+        <w:t>[ ] 1-hour handover meeting: walkthrough of Prisma/SQLite, Vercel, GitHub workflow, Admin dashboard</w:t>
       </w:r>
     </w:p>
     <w:p>
